--- a/Rapports_mensuels/Mois2026_06/ipc_note_08_ar_2026_06.docx
+++ b/Rapports_mensuels/Mois2026_06/ipc_note_08_ar_2026_06.docx
@@ -175,6 +175,58 @@
         <w:t xml:space="preserve">سلع وخدمات متنوعة</w:t>
       </w:r>
       <w:r>
+        <w:t xml:space="preserve">ب0,2% ‏ . NA NA NA ارتفع التغير الشهري للرقم الاستدلالي للمواد غير الغذائية ب (-0.5% ) جراء زيادة أثمان الأقسام التالية:</w:t>
+      </w:r>
+      <w:r>
+        <w:t xml:space="preserve"> </w:t>
+      </w:r>
+      <w:r>
+        <w:rPr>
+          <w:b/>
+          <w:bCs/>
+        </w:rPr>
+        <w:t xml:space="preserve">الأثاث والأدوات المنزلية والصيانة المنزلية الروتينية</w:t>
+      </w:r>
+      <w:r>
+        <w:t xml:space="preserve">ب0,4% ‏ و</w:t>
+      </w:r>
+      <w:r>
+        <w:t xml:space="preserve"> </w:t>
+      </w:r>
+      <w:r>
+        <w:rPr>
+          <w:b/>
+          <w:bCs/>
+        </w:rPr>
+        <w:t xml:space="preserve">المطاعم والفنادق</w:t>
+      </w:r>
+      <w:r>
+        <w:t xml:space="preserve">ب0,2% ‏ . ارتفع التغير الشهري للرقم الاستدلالي للمواد غير الغذائية ب (-0.5% ) جراء زيادة أثمان الأقسام التالية:</w:t>
+      </w:r>
+      <w:r>
+        <w:t xml:space="preserve"> </w:t>
+      </w:r>
+      <w:r>
+        <w:rPr>
+          <w:b/>
+          <w:bCs/>
+        </w:rPr>
+        <w:t xml:space="preserve">الأثاث والأدوات المنزلية والصيانة المنزلية الروتينية</w:t>
+      </w:r>
+      <w:r>
+        <w:t xml:space="preserve">ب0,4% ‏ و</w:t>
+      </w:r>
+      <w:r>
+        <w:t xml:space="preserve"> </w:t>
+      </w:r>
+      <w:r>
+        <w:rPr>
+          <w:b/>
+          <w:bCs/>
+        </w:rPr>
+        <w:t xml:space="preserve">المطاعم والفنادق</w:t>
+      </w:r>
+      <w:r>
         <w:t xml:space="preserve">ب0,2% ‏ .</w:t>
       </w:r>
     </w:p>
@@ -261,22 +313,6 @@
         <w:t xml:space="preserve">الخبز والحبوب</w:t>
       </w:r>
       <w:r>
-        <w:t xml:space="preserve"> </w:t>
-      </w:r>
-      <w:r>
-        <w:t xml:space="preserve">و</w:t>
-      </w:r>
-      <w:r>
-        <w:t xml:space="preserve"> </w:t>
-      </w:r>
-      <w:r>
-        <w:rPr>
-          <w:b/>
-          <w:bCs/>
-        </w:rPr>
-        <w:t xml:space="preserve">خدمات تقديم الطعام</w:t>
-      </w:r>
-      <w:r>
         <w:t xml:space="preserve">ب0,1% ‏. وعلى الرغم من الارتفاعات المسجلة في أثمان المواد</w:t>
       </w:r>
       <w:r>
@@ -365,6 +401,921 @@
       </w:r>
       <w:r>
         <w:t xml:space="preserve">ب0,7% ‏ و كذا</w:t>
+      </w:r>
+      <w:r>
+        <w:t xml:space="preserve"> </w:t>
+      </w:r>
+      <w:r>
+        <w:t xml:space="preserve">استقرار أثمان</w:t>
+      </w:r>
+      <w:r>
+        <w:t xml:space="preserve"> </w:t>
+      </w:r>
+      <w:r>
+        <w:rPr>
+          <w:b/>
+          <w:bCs/>
+        </w:rPr>
+        <w:t xml:space="preserve">مواد غذائية غير مصنفة في مكان آخر</w:t>
+      </w:r>
+      <w:r>
+        <w:t xml:space="preserve">ب0,0% ‏ فإن ذلك لم يؤثر على التطور</w:t>
+      </w:r>
+      <w:r>
+        <w:t xml:space="preserve"> </w:t>
+      </w:r>
+      <w:r>
+        <w:t xml:space="preserve">العام. ارتفع الرقم الاستدلالي للمواد الغذائية</w:t>
+      </w:r>
+      <w:r>
+        <w:t xml:space="preserve"> </w:t>
+      </w:r>
+      <w:r>
+        <w:t xml:space="preserve">ب -1.3% في نونبر 2025 مقارنة بنظيره من السنة الماضية،ويعزى ذلك إلى زيادة أثمان المواد المكونة للمجموعات التالية:</w:t>
+      </w:r>
+      <w:r>
+        <w:t xml:space="preserve"> </w:t>
+      </w:r>
+      <w:r>
+        <w:rPr>
+          <w:b/>
+          <w:bCs/>
+        </w:rPr>
+        <w:t xml:space="preserve">اللحم</w:t>
+      </w:r>
+      <w:r>
+        <w:t xml:space="preserve">ب5,5% ‏،</w:t>
+      </w:r>
+      <w:r>
+        <w:t xml:space="preserve"> </w:t>
+      </w:r>
+      <w:r>
+        <w:rPr>
+          <w:b/>
+          <w:bCs/>
+        </w:rPr>
+        <w:t xml:space="preserve">التبغ</w:t>
+      </w:r>
+      <w:r>
+        <w:t xml:space="preserve">ب4,0% ‏،</w:t>
+      </w:r>
+      <w:r>
+        <w:t xml:space="preserve"> </w:t>
+      </w:r>
+      <w:r>
+        <w:rPr>
+          <w:b/>
+          <w:bCs/>
+        </w:rPr>
+        <w:t xml:space="preserve">السكر، والمربى، والعسل، والشوكولاتة، والحلويات</w:t>
+      </w:r>
+      <w:r>
+        <w:t xml:space="preserve">ب1,8% ‏،</w:t>
+      </w:r>
+      <w:r>
+        <w:t xml:space="preserve"> </w:t>
+      </w:r>
+      <w:r>
+        <w:rPr>
+          <w:b/>
+          <w:bCs/>
+        </w:rPr>
+        <w:t xml:space="preserve">الفواكه</w:t>
+      </w:r>
+      <w:r>
+        <w:t xml:space="preserve"> </w:t>
+      </w:r>
+      <w:r>
+        <w:t xml:space="preserve">،</w:t>
+      </w:r>
+      <w:r>
+        <w:t xml:space="preserve"> </w:t>
+      </w:r>
+      <w:r>
+        <w:rPr>
+          <w:b/>
+          <w:bCs/>
+        </w:rPr>
+        <w:t xml:space="preserve">مقهى، شاي وكاكاو</w:t>
+      </w:r>
+      <w:r>
+        <w:t xml:space="preserve">ب0,9% ‏ و</w:t>
+      </w:r>
+      <w:r>
+        <w:t xml:space="preserve"> </w:t>
+      </w:r>
+      <w:r>
+        <w:rPr>
+          <w:b/>
+          <w:bCs/>
+        </w:rPr>
+        <w:t xml:space="preserve">المياه المعدنية، والمشروبات الغازية، وعصائر الفاكهة والخضراوات (بدون تاريخ)</w:t>
+      </w:r>
+      <w:r>
+        <w:t xml:space="preserve">ب0,7% ‏. وعلى الرغم من الانخفاضات المسجلة في أثمان المواد</w:t>
+      </w:r>
+      <w:r>
+        <w:t xml:space="preserve"> </w:t>
+      </w:r>
+      <w:r>
+        <w:t xml:space="preserve">المكونة للمجموعات التالية:</w:t>
+      </w:r>
+      <w:r>
+        <w:t xml:space="preserve"> </w:t>
+      </w:r>
+      <w:r>
+        <w:rPr>
+          <w:b/>
+          <w:bCs/>
+        </w:rPr>
+        <w:t xml:space="preserve">الزيوت والدهون</w:t>
+      </w:r>
+      <w:r>
+        <w:t xml:space="preserve">ب18,9% ‏،</w:t>
+      </w:r>
+      <w:r>
+        <w:t xml:space="preserve"> </w:t>
+      </w:r>
+      <w:r>
+        <w:rPr>
+          <w:b/>
+          <w:bCs/>
+        </w:rPr>
+        <w:t xml:space="preserve">الحليب والجبن والبيض</w:t>
+      </w:r>
+      <w:r>
+        <w:t xml:space="preserve">ب3,1% ‏،</w:t>
+      </w:r>
+      <w:r>
+        <w:t xml:space="preserve"> </w:t>
+      </w:r>
+      <w:r>
+        <w:rPr>
+          <w:b/>
+          <w:bCs/>
+        </w:rPr>
+        <w:t xml:space="preserve">الخضراوات</w:t>
+      </w:r>
+      <w:r>
+        <w:t xml:space="preserve">ب1,9% ‏،</w:t>
+      </w:r>
+      <w:r>
+        <w:t xml:space="preserve"> </w:t>
+      </w:r>
+      <w:r>
+        <w:rPr>
+          <w:b/>
+          <w:bCs/>
+        </w:rPr>
+        <w:t xml:space="preserve">الأسماك والمأكولات البحرية</w:t>
+      </w:r>
+      <w:r>
+        <w:t xml:space="preserve">ب0,7% ‏ و</w:t>
+      </w:r>
+      <w:r>
+        <w:t xml:space="preserve"> </w:t>
+      </w:r>
+      <w:r>
+        <w:rPr>
+          <w:b/>
+          <w:bCs/>
+        </w:rPr>
+        <w:t xml:space="preserve">الخبز والحبوب</w:t>
+      </w:r>
+      <w:r>
+        <w:t xml:space="preserve">ب0,1% ‏ و كذا</w:t>
+      </w:r>
+      <w:r>
+        <w:t xml:space="preserve"> </w:t>
+      </w:r>
+      <w:r>
+        <w:t xml:space="preserve">استقرار أثمان</w:t>
+      </w:r>
+      <w:r>
+        <w:t xml:space="preserve"> </w:t>
+      </w:r>
+      <w:r>
+        <w:rPr>
+          <w:b/>
+          <w:bCs/>
+        </w:rPr>
+        <w:t xml:space="preserve">مواد غذائية غير مصنفة في مكان آخر</w:t>
+      </w:r>
+      <w:r>
+        <w:t xml:space="preserve">ب0,0% ‏ فإن ذلك لم يؤثر على التطور</w:t>
+      </w:r>
+      <w:r>
+        <w:t xml:space="preserve"> </w:t>
+      </w:r>
+      <w:r>
+        <w:t xml:space="preserve">العام. ارتفع الرقم الاستدلالي للمواد الغذائية</w:t>
+      </w:r>
+      <w:r>
+        <w:t xml:space="preserve"> </w:t>
+      </w:r>
+      <w:r>
+        <w:t xml:space="preserve">ب -1.3% في نونبر 2025 مقارنة بنظيره من السنة الماضية،ويعزى ذلك إلى زيادة أثمان المواد المكونة للمجموعات التالية:</w:t>
+      </w:r>
+      <w:r>
+        <w:t xml:space="preserve"> </w:t>
+      </w:r>
+      <w:r>
+        <w:rPr>
+          <w:b/>
+          <w:bCs/>
+        </w:rPr>
+        <w:t xml:space="preserve">اللحم</w:t>
+      </w:r>
+      <w:r>
+        <w:t xml:space="preserve">ب5,5% ‏،</w:t>
+      </w:r>
+      <w:r>
+        <w:t xml:space="preserve"> </w:t>
+      </w:r>
+      <w:r>
+        <w:rPr>
+          <w:b/>
+          <w:bCs/>
+        </w:rPr>
+        <w:t xml:space="preserve">التبغ</w:t>
+      </w:r>
+      <w:r>
+        <w:t xml:space="preserve">ب4,0% ‏،</w:t>
+      </w:r>
+      <w:r>
+        <w:t xml:space="preserve"> </w:t>
+      </w:r>
+      <w:r>
+        <w:rPr>
+          <w:b/>
+          <w:bCs/>
+        </w:rPr>
+        <w:t xml:space="preserve">السكر، والمربى، والعسل، والشوكولاتة، والحلويات</w:t>
+      </w:r>
+      <w:r>
+        <w:t xml:space="preserve">ب1,8% ‏،</w:t>
+      </w:r>
+      <w:r>
+        <w:t xml:space="preserve"> </w:t>
+      </w:r>
+      <w:r>
+        <w:rPr>
+          <w:b/>
+          <w:bCs/>
+        </w:rPr>
+        <w:t xml:space="preserve">الفواكه</w:t>
+      </w:r>
+      <w:r>
+        <w:t xml:space="preserve"> </w:t>
+      </w:r>
+      <w:r>
+        <w:t xml:space="preserve">،</w:t>
+      </w:r>
+      <w:r>
+        <w:t xml:space="preserve"> </w:t>
+      </w:r>
+      <w:r>
+        <w:rPr>
+          <w:b/>
+          <w:bCs/>
+        </w:rPr>
+        <w:t xml:space="preserve">مقهى، شاي وكاكاو</w:t>
+      </w:r>
+      <w:r>
+        <w:t xml:space="preserve">ب0,9% ‏ و</w:t>
+      </w:r>
+      <w:r>
+        <w:t xml:space="preserve"> </w:t>
+      </w:r>
+      <w:r>
+        <w:rPr>
+          <w:b/>
+          <w:bCs/>
+        </w:rPr>
+        <w:t xml:space="preserve">المياه المعدنية، والمشروبات الغازية، وعصائر الفاكهة والخضراوات (بدون تاريخ)</w:t>
+      </w:r>
+      <w:r>
+        <w:t xml:space="preserve">ب0,7% ‏. وعلى الرغم من الانخفاضات المسجلة في أثمان المواد</w:t>
+      </w:r>
+      <w:r>
+        <w:t xml:space="preserve"> </w:t>
+      </w:r>
+      <w:r>
+        <w:t xml:space="preserve">المكونة للمجموعات التالية:</w:t>
+      </w:r>
+      <w:r>
+        <w:t xml:space="preserve"> </w:t>
+      </w:r>
+      <w:r>
+        <w:rPr>
+          <w:b/>
+          <w:bCs/>
+        </w:rPr>
+        <w:t xml:space="preserve">الزيوت والدهون</w:t>
+      </w:r>
+      <w:r>
+        <w:t xml:space="preserve">ب18,9% ‏،</w:t>
+      </w:r>
+      <w:r>
+        <w:t xml:space="preserve"> </w:t>
+      </w:r>
+      <w:r>
+        <w:rPr>
+          <w:b/>
+          <w:bCs/>
+        </w:rPr>
+        <w:t xml:space="preserve">الحليب والجبن والبيض</w:t>
+      </w:r>
+      <w:r>
+        <w:t xml:space="preserve">ب3,1% ‏،</w:t>
+      </w:r>
+      <w:r>
+        <w:t xml:space="preserve"> </w:t>
+      </w:r>
+      <w:r>
+        <w:rPr>
+          <w:b/>
+          <w:bCs/>
+        </w:rPr>
+        <w:t xml:space="preserve">الخضراوات</w:t>
+      </w:r>
+      <w:r>
+        <w:t xml:space="preserve">ب1,9% ‏،</w:t>
+      </w:r>
+      <w:r>
+        <w:t xml:space="preserve"> </w:t>
+      </w:r>
+      <w:r>
+        <w:rPr>
+          <w:b/>
+          <w:bCs/>
+        </w:rPr>
+        <w:t xml:space="preserve">الأسماك والمأكولات البحرية</w:t>
+      </w:r>
+      <w:r>
+        <w:t xml:space="preserve">ب0,7% ‏ و</w:t>
+      </w:r>
+      <w:r>
+        <w:t xml:space="preserve"> </w:t>
+      </w:r>
+      <w:r>
+        <w:rPr>
+          <w:b/>
+          <w:bCs/>
+        </w:rPr>
+        <w:t xml:space="preserve">الخبز والحبوب</w:t>
+      </w:r>
+      <w:r>
+        <w:t xml:space="preserve">ب0,1% ‏ و كذا</w:t>
+      </w:r>
+      <w:r>
+        <w:t xml:space="preserve"> </w:t>
+      </w:r>
+      <w:r>
+        <w:t xml:space="preserve">استقرار أثمان</w:t>
+      </w:r>
+      <w:r>
+        <w:t xml:space="preserve"> </w:t>
+      </w:r>
+      <w:r>
+        <w:rPr>
+          <w:b/>
+          <w:bCs/>
+        </w:rPr>
+        <w:t xml:space="preserve">مواد غذائية غير مصنفة في مكان آخر</w:t>
+      </w:r>
+      <w:r>
+        <w:t xml:space="preserve">ب0,0% ‏ فإن ذلك لم يؤثر على التطور</w:t>
+      </w:r>
+      <w:r>
+        <w:t xml:space="preserve"> </w:t>
+      </w:r>
+      <w:r>
+        <w:t xml:space="preserve">العام. ارتفع الرقم الاستدلالي للمواد الغذائية</w:t>
+      </w:r>
+      <w:r>
+        <w:t xml:space="preserve"> </w:t>
+      </w:r>
+      <w:r>
+        <w:t xml:space="preserve">ب -1.3% في نونبر 2025 مقارنة بنظيره من السنة الماضية،ويعزى ذلك إلى زيادة أثمان المواد المكونة للمجموعات التالية:</w:t>
+      </w:r>
+      <w:r>
+        <w:t xml:space="preserve"> </w:t>
+      </w:r>
+      <w:r>
+        <w:rPr>
+          <w:b/>
+          <w:bCs/>
+        </w:rPr>
+        <w:t xml:space="preserve">اللحم</w:t>
+      </w:r>
+      <w:r>
+        <w:t xml:space="preserve">ب5,5% ‏،</w:t>
+      </w:r>
+      <w:r>
+        <w:t xml:space="preserve"> </w:t>
+      </w:r>
+      <w:r>
+        <w:rPr>
+          <w:b/>
+          <w:bCs/>
+        </w:rPr>
+        <w:t xml:space="preserve">التبغ</w:t>
+      </w:r>
+      <w:r>
+        <w:t xml:space="preserve">ب4,0% ‏،</w:t>
+      </w:r>
+      <w:r>
+        <w:t xml:space="preserve"> </w:t>
+      </w:r>
+      <w:r>
+        <w:rPr>
+          <w:b/>
+          <w:bCs/>
+        </w:rPr>
+        <w:t xml:space="preserve">السكر، والمربى، والعسل، والشوكولاتة، والحلويات</w:t>
+      </w:r>
+      <w:r>
+        <w:t xml:space="preserve">ب1,8% ‏،</w:t>
+      </w:r>
+      <w:r>
+        <w:t xml:space="preserve"> </w:t>
+      </w:r>
+      <w:r>
+        <w:rPr>
+          <w:b/>
+          <w:bCs/>
+        </w:rPr>
+        <w:t xml:space="preserve">الفواكه</w:t>
+      </w:r>
+      <w:r>
+        <w:t xml:space="preserve"> </w:t>
+      </w:r>
+      <w:r>
+        <w:t xml:space="preserve">،</w:t>
+      </w:r>
+      <w:r>
+        <w:t xml:space="preserve"> </w:t>
+      </w:r>
+      <w:r>
+        <w:rPr>
+          <w:b/>
+          <w:bCs/>
+        </w:rPr>
+        <w:t xml:space="preserve">مقهى، شاي وكاكاو</w:t>
+      </w:r>
+      <w:r>
+        <w:t xml:space="preserve">ب0,9% ‏ و</w:t>
+      </w:r>
+      <w:r>
+        <w:t xml:space="preserve"> </w:t>
+      </w:r>
+      <w:r>
+        <w:rPr>
+          <w:b/>
+          <w:bCs/>
+        </w:rPr>
+        <w:t xml:space="preserve">المياه المعدنية، والمشروبات الغازية، وعصائر الفاكهة والخضراوات (بدون تاريخ)</w:t>
+      </w:r>
+      <w:r>
+        <w:t xml:space="preserve">ب0,7% ‏. وعلى الرغم من الانخفاضات المسجلة في أثمان المواد</w:t>
+      </w:r>
+      <w:r>
+        <w:t xml:space="preserve"> </w:t>
+      </w:r>
+      <w:r>
+        <w:t xml:space="preserve">المكونة للمجموعات التالية:</w:t>
+      </w:r>
+      <w:r>
+        <w:t xml:space="preserve"> </w:t>
+      </w:r>
+      <w:r>
+        <w:rPr>
+          <w:b/>
+          <w:bCs/>
+        </w:rPr>
+        <w:t xml:space="preserve">الزيوت والدهون</w:t>
+      </w:r>
+      <w:r>
+        <w:t xml:space="preserve">ب18,9% ‏،</w:t>
+      </w:r>
+      <w:r>
+        <w:t xml:space="preserve"> </w:t>
+      </w:r>
+      <w:r>
+        <w:rPr>
+          <w:b/>
+          <w:bCs/>
+        </w:rPr>
+        <w:t xml:space="preserve">الحليب والجبن والبيض</w:t>
+      </w:r>
+      <w:r>
+        <w:t xml:space="preserve">ب3,1% ‏،</w:t>
+      </w:r>
+      <w:r>
+        <w:t xml:space="preserve"> </w:t>
+      </w:r>
+      <w:r>
+        <w:rPr>
+          <w:b/>
+          <w:bCs/>
+        </w:rPr>
+        <w:t xml:space="preserve">الخضراوات</w:t>
+      </w:r>
+      <w:r>
+        <w:t xml:space="preserve">ب1,9% ‏،</w:t>
+      </w:r>
+      <w:r>
+        <w:t xml:space="preserve"> </w:t>
+      </w:r>
+      <w:r>
+        <w:rPr>
+          <w:b/>
+          <w:bCs/>
+        </w:rPr>
+        <w:t xml:space="preserve">الأسماك والمأكولات البحرية</w:t>
+      </w:r>
+      <w:r>
+        <w:t xml:space="preserve">ب0,7% ‏ و</w:t>
+      </w:r>
+      <w:r>
+        <w:t xml:space="preserve"> </w:t>
+      </w:r>
+      <w:r>
+        <w:rPr>
+          <w:b/>
+          <w:bCs/>
+        </w:rPr>
+        <w:t xml:space="preserve">الخبز والحبوب</w:t>
+      </w:r>
+      <w:r>
+        <w:t xml:space="preserve">ب0,1% ‏ و كذا</w:t>
+      </w:r>
+      <w:r>
+        <w:t xml:space="preserve"> </w:t>
+      </w:r>
+      <w:r>
+        <w:t xml:space="preserve">استقرار أثمان</w:t>
+      </w:r>
+      <w:r>
+        <w:t xml:space="preserve"> </w:t>
+      </w:r>
+      <w:r>
+        <w:rPr>
+          <w:b/>
+          <w:bCs/>
+        </w:rPr>
+        <w:t xml:space="preserve">مواد غذائية غير مصنفة في مكان آخر</w:t>
+      </w:r>
+      <w:r>
+        <w:t xml:space="preserve">ب0,0% ‏ فإن ذلك لم يؤثر على التطور</w:t>
+      </w:r>
+      <w:r>
+        <w:t xml:space="preserve"> </w:t>
+      </w:r>
+      <w:r>
+        <w:t xml:space="preserve">العام. ارتفع الرقم الاستدلالي للمواد الغذائية</w:t>
+      </w:r>
+      <w:r>
+        <w:t xml:space="preserve"> </w:t>
+      </w:r>
+      <w:r>
+        <w:t xml:space="preserve">ب -1.3% في نونبر 2025 مقارنة بنظيره من السنة الماضية،ويعزى ذلك إلى زيادة أثمان المواد المكونة للمجموعات التالية:</w:t>
+      </w:r>
+      <w:r>
+        <w:t xml:space="preserve"> </w:t>
+      </w:r>
+      <w:r>
+        <w:rPr>
+          <w:b/>
+          <w:bCs/>
+        </w:rPr>
+        <w:t xml:space="preserve">اللحم</w:t>
+      </w:r>
+      <w:r>
+        <w:t xml:space="preserve">ب5,5% ‏،</w:t>
+      </w:r>
+      <w:r>
+        <w:t xml:space="preserve"> </w:t>
+      </w:r>
+      <w:r>
+        <w:rPr>
+          <w:b/>
+          <w:bCs/>
+        </w:rPr>
+        <w:t xml:space="preserve">التبغ</w:t>
+      </w:r>
+      <w:r>
+        <w:t xml:space="preserve">ب4,0% ‏،</w:t>
+      </w:r>
+      <w:r>
+        <w:t xml:space="preserve"> </w:t>
+      </w:r>
+      <w:r>
+        <w:rPr>
+          <w:b/>
+          <w:bCs/>
+        </w:rPr>
+        <w:t xml:space="preserve">السكر، والمربى، والعسل، والشوكولاتة، والحلويات</w:t>
+      </w:r>
+      <w:r>
+        <w:t xml:space="preserve">ب1,8% ‏،</w:t>
+      </w:r>
+      <w:r>
+        <w:t xml:space="preserve"> </w:t>
+      </w:r>
+      <w:r>
+        <w:rPr>
+          <w:b/>
+          <w:bCs/>
+        </w:rPr>
+        <w:t xml:space="preserve">الفواكه</w:t>
+      </w:r>
+      <w:r>
+        <w:t xml:space="preserve"> </w:t>
+      </w:r>
+      <w:r>
+        <w:t xml:space="preserve">،</w:t>
+      </w:r>
+      <w:r>
+        <w:t xml:space="preserve"> </w:t>
+      </w:r>
+      <w:r>
+        <w:rPr>
+          <w:b/>
+          <w:bCs/>
+        </w:rPr>
+        <w:t xml:space="preserve">مقهى، شاي وكاكاو</w:t>
+      </w:r>
+      <w:r>
+        <w:t xml:space="preserve">ب0,9% ‏ و</w:t>
+      </w:r>
+      <w:r>
+        <w:t xml:space="preserve"> </w:t>
+      </w:r>
+      <w:r>
+        <w:rPr>
+          <w:b/>
+          <w:bCs/>
+        </w:rPr>
+        <w:t xml:space="preserve">المياه المعدنية، والمشروبات الغازية، وعصائر الفاكهة والخضراوات (بدون تاريخ)</w:t>
+      </w:r>
+      <w:r>
+        <w:t xml:space="preserve">ب0,7% ‏. وعلى الرغم من الانخفاضات المسجلة في أثمان المواد</w:t>
+      </w:r>
+      <w:r>
+        <w:t xml:space="preserve"> </w:t>
+      </w:r>
+      <w:r>
+        <w:t xml:space="preserve">المكونة للمجموعات التالية:</w:t>
+      </w:r>
+      <w:r>
+        <w:t xml:space="preserve"> </w:t>
+      </w:r>
+      <w:r>
+        <w:rPr>
+          <w:b/>
+          <w:bCs/>
+        </w:rPr>
+        <w:t xml:space="preserve">الزيوت والدهون</w:t>
+      </w:r>
+      <w:r>
+        <w:t xml:space="preserve">ب18,9% ‏،</w:t>
+      </w:r>
+      <w:r>
+        <w:t xml:space="preserve"> </w:t>
+      </w:r>
+      <w:r>
+        <w:rPr>
+          <w:b/>
+          <w:bCs/>
+        </w:rPr>
+        <w:t xml:space="preserve">الحليب والجبن والبيض</w:t>
+      </w:r>
+      <w:r>
+        <w:t xml:space="preserve">ب3,1% ‏،</w:t>
+      </w:r>
+      <w:r>
+        <w:t xml:space="preserve"> </w:t>
+      </w:r>
+      <w:r>
+        <w:rPr>
+          <w:b/>
+          <w:bCs/>
+        </w:rPr>
+        <w:t xml:space="preserve">الخضراوات</w:t>
+      </w:r>
+      <w:r>
+        <w:t xml:space="preserve">ب1,9% ‏،</w:t>
+      </w:r>
+      <w:r>
+        <w:t xml:space="preserve"> </w:t>
+      </w:r>
+      <w:r>
+        <w:rPr>
+          <w:b/>
+          <w:bCs/>
+        </w:rPr>
+        <w:t xml:space="preserve">الأسماك والمأكولات البحرية</w:t>
+      </w:r>
+      <w:r>
+        <w:t xml:space="preserve">ب0,7% ‏ و</w:t>
+      </w:r>
+      <w:r>
+        <w:t xml:space="preserve"> </w:t>
+      </w:r>
+      <w:r>
+        <w:rPr>
+          <w:b/>
+          <w:bCs/>
+        </w:rPr>
+        <w:t xml:space="preserve">الخبز والحبوب</w:t>
+      </w:r>
+      <w:r>
+        <w:t xml:space="preserve">ب0,1% ‏ و كذا</w:t>
+      </w:r>
+      <w:r>
+        <w:t xml:space="preserve"> </w:t>
+      </w:r>
+      <w:r>
+        <w:t xml:space="preserve">استقرار أثمان</w:t>
+      </w:r>
+      <w:r>
+        <w:t xml:space="preserve"> </w:t>
+      </w:r>
+      <w:r>
+        <w:rPr>
+          <w:b/>
+          <w:bCs/>
+        </w:rPr>
+        <w:t xml:space="preserve">مواد غذائية غير مصنفة في مكان آخر</w:t>
+      </w:r>
+      <w:r>
+        <w:t xml:space="preserve">ب0,0% ‏ فإن ذلك لم يؤثر على التطور</w:t>
+      </w:r>
+      <w:r>
+        <w:t xml:space="preserve"> </w:t>
+      </w:r>
+      <w:r>
+        <w:t xml:space="preserve">العام. ارتفع الرقم الاستدلالي للمواد الغذائية</w:t>
+      </w:r>
+      <w:r>
+        <w:t xml:space="preserve"> </w:t>
+      </w:r>
+      <w:r>
+        <w:t xml:space="preserve">ب -1.3% في نونبر 2025 مقارنة بنظيره من السنة الماضية،ويعزى ذلك إلى زيادة أثمان المواد المكونة للمجموعات التالية:</w:t>
+      </w:r>
+      <w:r>
+        <w:t xml:space="preserve"> </w:t>
+      </w:r>
+      <w:r>
+        <w:rPr>
+          <w:b/>
+          <w:bCs/>
+        </w:rPr>
+        <w:t xml:space="preserve">اللحم</w:t>
+      </w:r>
+      <w:r>
+        <w:t xml:space="preserve">ب5,5% ‏،</w:t>
+      </w:r>
+      <w:r>
+        <w:t xml:space="preserve"> </w:t>
+      </w:r>
+      <w:r>
+        <w:rPr>
+          <w:b/>
+          <w:bCs/>
+        </w:rPr>
+        <w:t xml:space="preserve">التبغ</w:t>
+      </w:r>
+      <w:r>
+        <w:t xml:space="preserve">ب4,0% ‏،</w:t>
+      </w:r>
+      <w:r>
+        <w:t xml:space="preserve"> </w:t>
+      </w:r>
+      <w:r>
+        <w:rPr>
+          <w:b/>
+          <w:bCs/>
+        </w:rPr>
+        <w:t xml:space="preserve">السكر، والمربى، والعسل، والشوكولاتة، والحلويات</w:t>
+      </w:r>
+      <w:r>
+        <w:t xml:space="preserve">ب1,8% ‏،</w:t>
+      </w:r>
+      <w:r>
+        <w:t xml:space="preserve"> </w:t>
+      </w:r>
+      <w:r>
+        <w:rPr>
+          <w:b/>
+          <w:bCs/>
+        </w:rPr>
+        <w:t xml:space="preserve">الفواكه</w:t>
+      </w:r>
+      <w:r>
+        <w:t xml:space="preserve"> </w:t>
+      </w:r>
+      <w:r>
+        <w:t xml:space="preserve">،</w:t>
+      </w:r>
+      <w:r>
+        <w:t xml:space="preserve"> </w:t>
+      </w:r>
+      <w:r>
+        <w:rPr>
+          <w:b/>
+          <w:bCs/>
+        </w:rPr>
+        <w:t xml:space="preserve">مقهى، شاي وكاكاو</w:t>
+      </w:r>
+      <w:r>
+        <w:t xml:space="preserve">ب0,9% ‏ و</w:t>
+      </w:r>
+      <w:r>
+        <w:t xml:space="preserve"> </w:t>
+      </w:r>
+      <w:r>
+        <w:rPr>
+          <w:b/>
+          <w:bCs/>
+        </w:rPr>
+        <w:t xml:space="preserve">المياه المعدنية، والمشروبات الغازية، وعصائر الفاكهة والخضراوات (بدون تاريخ)</w:t>
+      </w:r>
+      <w:r>
+        <w:t xml:space="preserve">ب0,7% ‏. وعلى الرغم من الانخفاضات المسجلة في أثمان المواد</w:t>
+      </w:r>
+      <w:r>
+        <w:t xml:space="preserve"> </w:t>
+      </w:r>
+      <w:r>
+        <w:t xml:space="preserve">المكونة للمجموعات التالية:</w:t>
+      </w:r>
+      <w:r>
+        <w:t xml:space="preserve"> </w:t>
+      </w:r>
+      <w:r>
+        <w:rPr>
+          <w:b/>
+          <w:bCs/>
+        </w:rPr>
+        <w:t xml:space="preserve">الزيوت والدهون</w:t>
+      </w:r>
+      <w:r>
+        <w:t xml:space="preserve">ب18,9% ‏،</w:t>
+      </w:r>
+      <w:r>
+        <w:t xml:space="preserve"> </w:t>
+      </w:r>
+      <w:r>
+        <w:rPr>
+          <w:b/>
+          <w:bCs/>
+        </w:rPr>
+        <w:t xml:space="preserve">الحليب والجبن والبيض</w:t>
+      </w:r>
+      <w:r>
+        <w:t xml:space="preserve">ب3,1% ‏،</w:t>
+      </w:r>
+      <w:r>
+        <w:t xml:space="preserve"> </w:t>
+      </w:r>
+      <w:r>
+        <w:rPr>
+          <w:b/>
+          <w:bCs/>
+        </w:rPr>
+        <w:t xml:space="preserve">الخضراوات</w:t>
+      </w:r>
+      <w:r>
+        <w:t xml:space="preserve">ب1,9% ‏،</w:t>
+      </w:r>
+      <w:r>
+        <w:t xml:space="preserve"> </w:t>
+      </w:r>
+      <w:r>
+        <w:rPr>
+          <w:b/>
+          <w:bCs/>
+        </w:rPr>
+        <w:t xml:space="preserve">الأسماك والمأكولات البحرية</w:t>
+      </w:r>
+      <w:r>
+        <w:t xml:space="preserve">ب0,7% ‏ و</w:t>
+      </w:r>
+      <w:r>
+        <w:t xml:space="preserve"> </w:t>
+      </w:r>
+      <w:r>
+        <w:rPr>
+          <w:b/>
+          <w:bCs/>
+        </w:rPr>
+        <w:t xml:space="preserve">الخبز والحبوب</w:t>
+      </w:r>
+      <w:r>
+        <w:t xml:space="preserve">ب0,1% ‏ و كذا</w:t>
       </w:r>
       <w:r>
         <w:t xml:space="preserve"> </w:t>

--- a/Rapports_mensuels/Mois2026_06/ipc_note_08_ar_2026_06.docx
+++ b/Rapports_mensuels/Mois2026_06/ipc_note_08_ar_2026_06.docx
@@ -419,7 +419,10 @@
         <w:t xml:space="preserve">مواد غذائية غير مصنفة في مكان آخر</w:t>
       </w:r>
       <w:r>
-        <w:t xml:space="preserve">ب0,0% ‏ فإن ذلك لم يؤثر على التطور</w:t>
+        <w:t xml:space="preserve"> </w:t>
+      </w:r>
+      <w:r>
+        <w:t xml:space="preserve">فإن ذلك لم يؤثر على التطور</w:t>
       </w:r>
       <w:r>
         <w:t xml:space="preserve"> </w:t>
@@ -602,7 +605,10 @@
         <w:t xml:space="preserve">مواد غذائية غير مصنفة في مكان آخر</w:t>
       </w:r>
       <w:r>
-        <w:t xml:space="preserve">ب0,0% ‏ فإن ذلك لم يؤثر على التطور</w:t>
+        <w:t xml:space="preserve"> </w:t>
+      </w:r>
+      <w:r>
+        <w:t xml:space="preserve">فإن ذلك لم يؤثر على التطور</w:t>
       </w:r>
       <w:r>
         <w:t xml:space="preserve"> </w:t>
@@ -785,7 +791,10 @@
         <w:t xml:space="preserve">مواد غذائية غير مصنفة في مكان آخر</w:t>
       </w:r>
       <w:r>
-        <w:t xml:space="preserve">ب0,0% ‏ فإن ذلك لم يؤثر على التطور</w:t>
+        <w:t xml:space="preserve"> </w:t>
+      </w:r>
+      <w:r>
+        <w:t xml:space="preserve">فإن ذلك لم يؤثر على التطور</w:t>
       </w:r>
       <w:r>
         <w:t xml:space="preserve"> </w:t>
@@ -968,7 +977,10 @@
         <w:t xml:space="preserve">مواد غذائية غير مصنفة في مكان آخر</w:t>
       </w:r>
       <w:r>
-        <w:t xml:space="preserve">ب0,0% ‏ فإن ذلك لم يؤثر على التطور</w:t>
+        <w:t xml:space="preserve"> </w:t>
+      </w:r>
+      <w:r>
+        <w:t xml:space="preserve">فإن ذلك لم يؤثر على التطور</w:t>
       </w:r>
       <w:r>
         <w:t xml:space="preserve"> </w:t>
@@ -1151,7 +1163,10 @@
         <w:t xml:space="preserve">مواد غذائية غير مصنفة في مكان آخر</w:t>
       </w:r>
       <w:r>
-        <w:t xml:space="preserve">ب0,0% ‏ فإن ذلك لم يؤثر على التطور</w:t>
+        <w:t xml:space="preserve"> </w:t>
+      </w:r>
+      <w:r>
+        <w:t xml:space="preserve">فإن ذلك لم يؤثر على التطور</w:t>
       </w:r>
       <w:r>
         <w:t xml:space="preserve"> </w:t>
@@ -1334,7 +1349,10 @@
         <w:t xml:space="preserve">مواد غذائية غير مصنفة في مكان آخر</w:t>
       </w:r>
       <w:r>
-        <w:t xml:space="preserve">ب0,0% ‏ فإن ذلك لم يؤثر على التطور</w:t>
+        <w:t xml:space="preserve"> </w:t>
+      </w:r>
+      <w:r>
+        <w:t xml:space="preserve">فإن ذلك لم يؤثر على التطور</w:t>
       </w:r>
       <w:r>
         <w:t xml:space="preserve"> </w:t>
